--- a/docs/common_code/05_mutate/mutate.docx
+++ b/docs/common_code/05_mutate/mutate.docx
@@ -31,7 +31,7 @@
         <w:pStyle w:val="Date"/>
       </w:pPr>
       <w:r>
-        <w:t xml:space="preserve">2026-09-04</w:t>
+        <w:t xml:space="preserve">2026-09-08</w:t>
       </w:r>
     </w:p>
     <w:bookmarkStart w:id="11" w:name="creating-new-columns-with-mutate"/>

--- a/docs/common_code/05_mutate/mutate.docx
+++ b/docs/common_code/05_mutate/mutate.docx
@@ -31,7 +31,7 @@
         <w:pStyle w:val="Date"/>
       </w:pPr>
       <w:r>
-        <w:t xml:space="preserve">2026-09-08</w:t>
+        <w:t xml:space="preserve">2026-09-10</w:t>
       </w:r>
     </w:p>
     <w:bookmarkStart w:id="11" w:name="creating-new-columns-with-mutate"/>

--- a/docs/common_code/05_mutate/mutate.docx
+++ b/docs/common_code/05_mutate/mutate.docx
@@ -31,7 +31,7 @@
         <w:pStyle w:val="Date"/>
       </w:pPr>
       <w:r>
-        <w:t xml:space="preserve">2026-09-10</w:t>
+        <w:t xml:space="preserve">2026-09-14</w:t>
       </w:r>
     </w:p>
     <w:bookmarkStart w:id="11" w:name="creating-new-columns-with-mutate"/>

--- a/docs/common_code/05_mutate/mutate.docx
+++ b/docs/common_code/05_mutate/mutate.docx
@@ -6257,7 +6257,6 @@
         <w:bottom w:color="FF0000" w:space="1" w:sz="8" w:val="single"/>
         <w:right w:color="FF0000" w:space="4" w:sz="8" w:val="single"/>
       </w:pBdr>
-      <w:shd w:color="auto" w:fill="auto" w:val="pct15"/>
       <w:spacing w:after="120" w:before="120"/>
       <w:ind w:left="432" w:right="432"/>
     </w:pPr>
@@ -6278,7 +6277,6 @@
         <w:bottom w:color="auto" w:space="1" w:sz="8" w:val="single"/>
         <w:right w:color="auto" w:space="4" w:sz="8" w:val="single"/>
       </w:pBdr>
-      <w:shd w:color="auto" w:fill="auto" w:val="pct15"/>
       <w:spacing w:after="240" w:before="240"/>
       <w:ind w:left="432" w:right="432"/>
     </w:pPr>
@@ -6293,7 +6291,6 @@
     <w:qFormat/>
     <w:rsid w:val="00771E03"/>
     <w:pPr>
-      <w:shd w:color="auto" w:fill="auto" w:val="pct15"/>
       <w:spacing w:after="240" w:before="240"/>
       <w:ind w:left="432" w:right="432"/>
     </w:pPr>

--- a/docs/common_code/05_mutate/mutate.docx
+++ b/docs/common_code/05_mutate/mutate.docx
@@ -31,7 +31,7 @@
         <w:pStyle w:val="Date"/>
       </w:pPr>
       <w:r>
-        <w:t xml:space="preserve">2026-09-14</w:t>
+        <w:t xml:space="preserve">2026-09-21</w:t>
       </w:r>
     </w:p>
     <w:bookmarkStart w:id="11" w:name="creating-new-columns-with-mutate"/>

--- a/docs/common_code/05_mutate/mutate.docx
+++ b/docs/common_code/05_mutate/mutate.docx
@@ -31,7 +31,7 @@
         <w:pStyle w:val="Date"/>
       </w:pPr>
       <w:r>
-        <w:t xml:space="preserve">2026-09-21</w:t>
+        <w:t xml:space="preserve">2026-09-22</w:t>
       </w:r>
     </w:p>
     <w:bookmarkStart w:id="11" w:name="creating-new-columns-with-mutate"/>

--- a/docs/common_code/05_mutate/mutate.docx
+++ b/docs/common_code/05_mutate/mutate.docx
@@ -31,7 +31,7 @@
         <w:pStyle w:val="Date"/>
       </w:pPr>
       <w:r>
-        <w:t xml:space="preserve">2026-09-22</w:t>
+        <w:t xml:space="preserve">2026-09-23</w:t>
       </w:r>
     </w:p>
     <w:bookmarkStart w:id="11" w:name="creating-new-columns-with-mutate"/>

--- a/docs/common_code/05_mutate/mutate.docx
+++ b/docs/common_code/05_mutate/mutate.docx
@@ -6340,6 +6340,252 @@
       <w:spacing w:after="100"/>
     </w:pPr>
   </w:style>
+  <w:style w:styleId="BodyText" w:type="paragraph">
+    <w:name w:val="Body Text"/>
+    <w:basedOn w:val="Normal"/>
+    <w:link w:val="BodyTextChar"/>
+    <w:qFormat/>
+    <w:pPr>
+      <w:spacing w:after="180" w:before="180"/>
+    </w:pPr>
+  </w:style>
+  <w:style w:customStyle="1" w:styleId="FirstParagraph" w:type="paragraph">
+    <w:name w:val="First Paragraph"/>
+    <w:basedOn w:val="BodyText"/>
+    <w:next w:val="BodyText"/>
+    <w:qFormat/>
+  </w:style>
+  <w:style w:customStyle="1" w:styleId="Compact" w:type="paragraph">
+    <w:name w:val="Compact"/>
+    <w:basedOn w:val="BodyText"/>
+    <w:qFormat/>
+    <w:pPr>
+      <w:spacing w:after="36" w:before="36"/>
+    </w:pPr>
+  </w:style>
+  <w:style w:customStyle="1" w:styleId="Author" w:type="paragraph">
+    <w:name w:val="Author"/>
+    <w:basedOn w:val="Title"/>
+    <w:next w:val="BodyText"/>
+    <w:qFormat/>
+    <w:pPr>
+      <w:keepNext/>
+      <w:keepLines/>
+    </w:pPr>
+    <w:rPr>
+      <w:sz w:val="24"/>
+      <w:szCs w:val="24"/>
+    </w:rPr>
+  </w:style>
+  <w:style w:styleId="Date" w:type="paragraph">
+    <w:name w:val="Date"/>
+    <w:basedOn w:val="Title"/>
+    <w:next w:val="BodyText"/>
+    <w:qFormat/>
+    <w:pPr>
+      <w:keepNext/>
+      <w:keepLines/>
+    </w:pPr>
+    <w:rPr>
+      <w:sz w:val="24"/>
+      <w:szCs w:val="24"/>
+    </w:rPr>
+  </w:style>
+  <w:style w:customStyle="1" w:styleId="AbstractTitle" w:type="paragraph">
+    <w:name w:val="Abstract Title"/>
+    <w:basedOn w:val="Normal"/>
+    <w:next w:val="Abstract"/>
+    <w:qFormat/>
+    <w:pPr>
+      <w:keepNext/>
+      <w:keepLines/>
+      <w:spacing w:after="0" w:before="300"/>
+      <w:jc w:val="center"/>
+    </w:pPr>
+    <w:rPr>
+      <w:b/>
+      <w:sz w:val="20"/>
+      <w:szCs w:val="20"/>
+    </w:rPr>
+  </w:style>
+  <w:style w:customStyle="1" w:styleId="Abstract" w:type="paragraph">
+    <w:name w:val="Abstract"/>
+    <w:basedOn w:val="Normal"/>
+    <w:next w:val="BodyText"/>
+    <w:qFormat/>
+    <w:pPr>
+      <w:keepNext/>
+      <w:keepLines/>
+      <w:spacing w:after="300" w:before="100"/>
+    </w:pPr>
+    <w:rPr>
+      <w:sz w:val="20"/>
+      <w:szCs w:val="20"/>
+    </w:rPr>
+  </w:style>
+  <w:style w:styleId="Bibliography" w:type="paragraph">
+    <w:name w:val="Bibliography"/>
+    <w:basedOn w:val="Normal"/>
+    <w:next w:val="Bibliography"/>
+    <w:qFormat/>
+    <w:pPr/>
+    <w:rPr/>
+  </w:style>
+  <w:style w:styleId="BlockText" w:type="paragraph">
+    <w:name w:val="Block Text"/>
+    <w:basedOn w:val="BodyText"/>
+    <w:next w:val="BodyText"/>
+    <w:uiPriority w:val="9"/>
+    <w:unhideWhenUsed/>
+    <w:qFormat/>
+    <w:pPr>
+      <w:spacing w:after="100" w:before="100"/>
+      <w:ind w:firstLine="0" w:left="480" w:right="480"/>
+    </w:pPr>
+  </w:style>
+  <w:style w:styleId="FootnoteText" w:type="paragraph">
+    <w:name w:val="Footnote Text"/>
+    <w:basedOn w:val="Normal"/>
+    <w:next w:val="FootnoteText"/>
+    <w:uiPriority w:val="9"/>
+    <w:unhideWhenUsed/>
+    <w:qFormat/>
+  </w:style>
+  <w:style w:styleId="FootnoteBlockText" w:type="paragraph">
+    <w:name w:val="Footnote Block Text"/>
+    <w:basedOn w:val="FootnoteText"/>
+    <w:next w:val="FootnoteText"/>
+    <w:uiPriority w:val="9"/>
+    <w:unhideWhenUsed/>
+    <w:qFormat/>
+    <w:pPr>
+      <w:spacing w:after="100" w:before="100"/>
+      <w:ind w:firstLine="0" w:left="480" w:right="480"/>
+    </w:pPr>
+  </w:style>
+  <w:style w:styleId="Table" w:type="table">
+    <w:name w:val="Table"/>
+    <w:basedOn w:val="TableNormal"/>
+    <w:semiHidden/>
+    <w:unhideWhenUsed/>
+    <w:qFormat/>
+    <w:tblPr>
+      <w:tblInd w:type="dxa" w:w="0"/>
+      <w:tblCellMar>
+        <w:top w:type="dxa" w:w="0"/>
+        <w:left w:type="dxa" w:w="108"/>
+        <w:bottom w:type="dxa" w:w="0"/>
+        <w:right w:type="dxa" w:w="108"/>
+      </w:tblCellMar>
+    </w:tblPr>
+    <w:tblStylePr w:type="firstRow">
+      <w:tcPr>
+        <w:tcBorders>
+          <w:bottom w:val="single"/>
+        </w:tcBorders>
+        <w:vAlign w:val="bottom"/>
+      </w:tcPr>
+    </w:tblStylePr>
+  </w:style>
+  <w:style w:customStyle="1" w:styleId="DefinitionTerm" w:type="paragraph">
+    <w:name w:val="Definition Term"/>
+    <w:basedOn w:val="Normal"/>
+    <w:next w:val="Definition"/>
+    <w:pPr>
+      <w:keepNext/>
+      <w:keepLines/>
+      <w:spacing w:after="0"/>
+    </w:pPr>
+    <w:rPr>
+      <w:b/>
+    </w:rPr>
+  </w:style>
+  <w:style w:customStyle="1" w:styleId="Definition" w:type="paragraph">
+    <w:name w:val="Definition"/>
+    <w:basedOn w:val="Normal"/>
+  </w:style>
+  <w:style w:styleId="Caption" w:type="paragraph">
+    <w:name w:val="Caption"/>
+    <w:basedOn w:val="Normal"/>
+    <w:link w:val="BodyTextChar"/>
+    <w:pPr>
+      <w:spacing w:after="120" w:before="0"/>
+    </w:pPr>
+    <w:rPr>
+      <w:i/>
+    </w:rPr>
+  </w:style>
+  <w:style w:customStyle="1" w:styleId="TableCaption" w:type="paragraph">
+    <w:name w:val="Table Caption"/>
+    <w:basedOn w:val="Caption"/>
+    <w:pPr>
+      <w:keepNext/>
+    </w:pPr>
+  </w:style>
+  <w:style w:customStyle="1" w:styleId="ImageCaption" w:type="paragraph">
+    <w:name w:val="Image Caption"/>
+    <w:basedOn w:val="Caption"/>
+  </w:style>
+  <w:style w:customStyle="1" w:styleId="Figure" w:type="paragraph">
+    <w:name w:val="Figure"/>
+    <w:basedOn w:val="Normal"/>
+  </w:style>
+  <w:style w:customStyle="1" w:styleId="CaptionedFigure" w:type="paragraph">
+    <w:name w:val="Captioned Figure"/>
+    <w:basedOn w:val="Figure"/>
+    <w:pPr>
+      <w:keepNext/>
+    </w:pPr>
+  </w:style>
+  <w:style w:customStyle="1" w:styleId="BodyTextChar" w:type="character">
+    <w:name w:val="Body Text Char"/>
+    <w:basedOn w:val="DefaultParagraphFont"/>
+    <w:link w:val="BodyText"/>
+  </w:style>
+  <w:style w:customStyle="1" w:styleId="VerbatimChar" w:type="character">
+    <w:name w:val="Verbatim Char"/>
+    <w:basedOn w:val="BodyTextChar"/>
+    <w:rPr>
+      <w:rFonts w:ascii="Consolas" w:hAnsi="Consolas"/>
+      <w:sz w:val="22"/>
+    </w:rPr>
+  </w:style>
+  <w:style w:customStyle="1" w:styleId="SectionNumber" w:type="character">
+    <w:name w:val="Section Number"/>
+    <w:basedOn w:val="BodyTextChar"/>
+  </w:style>
+  <w:style w:styleId="FootnoteReference" w:type="character">
+    <w:name w:val="Footnote Reference"/>
+    <w:basedOn w:val="BodyTextChar"/>
+    <w:rPr>
+      <w:vertAlign w:val="superscript"/>
+    </w:rPr>
+  </w:style>
+  <w:style w:styleId="Hyperlink" w:type="character">
+    <w:name w:val="Hyperlink"/>
+    <w:basedOn w:val="BodyTextChar"/>
+    <w:rPr>
+      <w:color w:themeColor="accent1" w:val="4F81BD"/>
+    </w:rPr>
+  </w:style>
+  <w:style w:styleId="TOCHeading" w:type="paragraph">
+    <w:name w:val="TOC Heading"/>
+    <w:basedOn w:val="Heading1"/>
+    <w:next w:val="BodyText"/>
+    <w:uiPriority w:val="39"/>
+    <w:unhideWhenUsed/>
+    <w:qFormat/>
+    <w:pPr>
+      <w:spacing w:before="240" w:line="259" w:lineRule="auto"/>
+      <w:outlineLvl w:val="9"/>
+    </w:pPr>
+    <w:rPr>
+      <w:rFonts w:asciiTheme="majorHAnsi" w:cstheme="majorBidi" w:eastAsiaTheme="majorEastAsia" w:hAnsiTheme="majorHAnsi"/>
+      <w:b w:val="0"/>
+      <w:bCs w:val="0"/>
+      <w:color w:themeColor="accent1" w:themeShade="BF" w:val="365F91"/>
+    </w:rPr>
+  </w:style>
   <w:style w:type="character" w:customStyle="1" w:styleId="KeywordTok">
     <w:name w:val="KeywordTok"/>
     <w:basedOn w:val="VerbatimChar"/>

--- a/docs/common_code/05_mutate/mutate.docx
+++ b/docs/common_code/05_mutate/mutate.docx
@@ -5211,7 +5211,7 @@
     <w:bookmarkEnd w:id="25"/>
     <w:sectPr>
       <w:pgSz w:h="15840" w:w="12240"/>
-      <w:pgMar w:bottom="1440" w:footer="720" w:gutter="0" w:header="720" w:left="1440" w:right="1440" w:top="1440"/>
+      <w:pgMar w:bottom="720" w:footer="432" w:gutter="0" w:header="432" w:left="720" w:right="1008" w:top="720"/>
       <w:cols w:space="720"/>
       <w:docGrid w:linePitch="360"/>
     </w:sectPr>
@@ -5339,7 +5339,11 @@
         <w14:ligatures w14:val="standardContextual"/>
       </w:rPr>
     </w:rPrDefault>
-    <w:pPrDefault/>
+    <w:pPrDefault>
+      <w:pPr>
+        <w:spacing w:after="0" w:before="0" w:line="240" w:lineRule="auto"/>
+      </w:pPr>
+    </w:pPrDefault>
   </w:docDefaults>
   <w:latentStyles w:count="376" w:defLockedState="0" w:defQFormat="0" w:defSemiHidden="0" w:defUIPriority="99" w:defUnhideWhenUsed="0">
     <w:lsdException w:name="Normal" w:qFormat="1" w:uiPriority="0"/>
@@ -6139,7 +6143,7 @@
     <w:qFormat/>
     <w:rsid w:val="00AF5CF1"/>
     <w:pPr>
-      <w:spacing w:after="160" w:before="160"/>
+      <w:spacing w:after="0" w:before="0"/>
       <w:jc w:val="center"/>
     </w:pPr>
     <w:rPr>
@@ -6257,7 +6261,7 @@
         <w:bottom w:color="FF0000" w:space="1" w:sz="8" w:val="single"/>
         <w:right w:color="FF0000" w:space="4" w:sz="8" w:val="single"/>
       </w:pBdr>
-      <w:spacing w:after="120" w:before="120"/>
+      <w:spacing w:after="40" w:before="40"/>
       <w:ind w:left="432" w:right="432"/>
     </w:pPr>
     <w:rPr>
@@ -6277,7 +6281,7 @@
         <w:bottom w:color="auto" w:space="1" w:sz="8" w:val="single"/>
         <w:right w:color="auto" w:space="4" w:sz="8" w:val="single"/>
       </w:pBdr>
-      <w:spacing w:after="240" w:before="240"/>
+      <w:spacing w:after="40" w:before="40"/>
       <w:ind w:left="432" w:right="432"/>
     </w:pPr>
     <w:rPr>
@@ -6291,7 +6295,7 @@
     <w:qFormat/>
     <w:rsid w:val="00771E03"/>
     <w:pPr>
-      <w:spacing w:after="240" w:before="240"/>
+      <w:spacing w:after="40" w:before="40"/>
       <w:ind w:left="432" w:right="432"/>
     </w:pPr>
     <w:rPr>
@@ -6337,7 +6341,7 @@
     <w:unhideWhenUsed/>
     <w:rsid w:val="00322D32"/>
     <w:pPr>
-      <w:spacing w:after="100"/>
+      <w:spacing w:after="0" w:before="0"/>
     </w:pPr>
   </w:style>
   <w:style w:styleId="BodyText" w:type="paragraph">
@@ -6346,7 +6350,7 @@
     <w:link w:val="BodyTextChar"/>
     <w:qFormat/>
     <w:pPr>
-      <w:spacing w:after="180" w:before="180"/>
+      <w:spacing w:after="0" w:before="0"/>
     </w:pPr>
   </w:style>
   <w:style w:customStyle="1" w:styleId="FirstParagraph" w:type="paragraph">
@@ -6354,13 +6358,16 @@
     <w:basedOn w:val="BodyText"/>
     <w:next w:val="BodyText"/>
     <w:qFormat/>
+    <w:pPr>
+      <w:spacing w:after="0" w:before="0"/>
+    </w:pPr>
   </w:style>
   <w:style w:customStyle="1" w:styleId="Compact" w:type="paragraph">
     <w:name w:val="Compact"/>
     <w:basedOn w:val="BodyText"/>
     <w:qFormat/>
     <w:pPr>
-      <w:spacing w:after="36" w:before="36"/>
+      <w:spacing w:after="0" w:before="0"/>
     </w:pPr>
   </w:style>
   <w:style w:customStyle="1" w:styleId="Author" w:type="paragraph">
@@ -6439,7 +6446,7 @@
     <w:unhideWhenUsed/>
     <w:qFormat/>
     <w:pPr>
-      <w:spacing w:after="100" w:before="100"/>
+      <w:spacing w:after="0" w:before="0"/>
       <w:ind w:firstLine="0" w:left="480" w:right="480"/>
     </w:pPr>
   </w:style>
@@ -6509,7 +6516,7 @@
     <w:basedOn w:val="Normal"/>
     <w:link w:val="BodyTextChar"/>
     <w:pPr>
-      <w:spacing w:after="120" w:before="0"/>
+      <w:spacing w:after="0" w:before="0"/>
     </w:pPr>
     <w:rPr>
       <w:i/>
@@ -6519,21 +6526,29 @@
     <w:name w:val="Table Caption"/>
     <w:basedOn w:val="Caption"/>
     <w:pPr>
+      <w:spacing w:after="0" w:before="0"/>
       <w:keepNext/>
     </w:pPr>
   </w:style>
   <w:style w:customStyle="1" w:styleId="ImageCaption" w:type="paragraph">
     <w:name w:val="Image Caption"/>
     <w:basedOn w:val="Caption"/>
+    <w:pPr>
+      <w:spacing w:after="0" w:before="0"/>
+    </w:pPr>
   </w:style>
   <w:style w:customStyle="1" w:styleId="Figure" w:type="paragraph">
     <w:name w:val="Figure"/>
     <w:basedOn w:val="Normal"/>
+    <w:pPr>
+      <w:spacing w:after="0" w:before="0"/>
+    </w:pPr>
   </w:style>
   <w:style w:customStyle="1" w:styleId="CaptionedFigure" w:type="paragraph">
     <w:name w:val="Captioned Figure"/>
     <w:basedOn w:val="Figure"/>
     <w:pPr>
+      <w:spacing w:after="0" w:before="0"/>
       <w:keepNext/>
     </w:pPr>
   </w:style>
@@ -6546,8 +6561,8 @@
     <w:name w:val="Verbatim Char"/>
     <w:basedOn w:val="BodyTextChar"/>
     <w:rPr>
-      <w:rFonts w:ascii="Consolas" w:hAnsi="Consolas"/>
-      <w:sz w:val="22"/>
+      <w:rFonts w:ascii="Courier New" w:cs="Courier New" w:hAnsi="Courier New"/>
+      <w:sz w:val="20"/>
     </w:rPr>
   </w:style>
   <w:style w:customStyle="1" w:styleId="SectionNumber" w:type="character">

--- a/docs/common_code/05_mutate/mutate.docx
+++ b/docs/common_code/05_mutate/mutate.docx
@@ -477,7 +477,22 @@
         <w:rPr>
           <w:rStyle w:val="CommentTok"/>
         </w:rPr>
-        <w:t xml:space="preserve"># uses both columns just made above</w:t>
+        <w:t xml:space="preserve"># uses both columns</w:t>
+      </w:r>
+      <w:r>
+        <w:br/>
+      </w:r>
+      <w:r>
+        <w:rPr>
+          <w:rStyle w:val="NormalTok"/>
+        </w:rPr>
+        <w:t xml:space="preserve">                                           </w:t>
+      </w:r>
+      <w:r>
+        <w:rPr>
+          <w:rStyle w:val="CommentTok"/>
+        </w:rPr>
+        <w:t xml:space="preserve"># just made above</w:t>
       </w:r>
       <w:r>
         <w:br/>
@@ -688,6 +703,21 @@
       </w:r>
       <w:r>
         <w:rPr>
+          <w:rStyle w:val="CommentTok"/>
+        </w:rPr>
+        <w:t xml:space="preserve"># unit conversion g → kg</w:t>
+      </w:r>
+      <w:r>
+        <w:br/>
+      </w:r>
+      <w:r>
+        <w:rPr>
+          <w:rStyle w:val="NormalTok"/>
+        </w:rPr>
+        <w:t xml:space="preserve">    </w:t>
+      </w:r>
+      <w:r>
+        <w:rPr>
           <w:rStyle w:val="AttributeTok"/>
         </w:rPr>
         <w:t xml:space="preserve">mass_kg       =</w:t>
@@ -720,13 +750,22 @@
         <w:rPr>
           <w:rStyle w:val="NormalTok"/>
         </w:rPr>
-        <w:t xml:space="preserve">,              </w:t>
+        <w:t xml:space="preserve">,</w:t>
+      </w:r>
+      <w:r>
+        <w:br/>
+      </w:r>
+      <w:r>
+        <w:rPr>
+          <w:rStyle w:val="NormalTok"/>
+        </w:rPr>
+        <w:t xml:space="preserve">    </w:t>
       </w:r>
       <w:r>
         <w:rPr>
           <w:rStyle w:val="CommentTok"/>
         </w:rPr>
-        <w:t xml:space="preserve"># unit conversion g → kg</w:t>
+        <w:t xml:space="preserve"># length-to-depth ratio</w:t>
       </w:r>
       <w:r>
         <w:br/>
@@ -759,13 +798,22 @@
         <w:rPr>
           <w:rStyle w:val="NormalTok"/>
         </w:rPr>
-        <w:t xml:space="preserve"> bill_depth_mm,  </w:t>
+        <w:t xml:space="preserve"> bill_depth_mm,</w:t>
+      </w:r>
+      <w:r>
+        <w:br/>
+      </w:r>
+      <w:r>
+        <w:rPr>
+          <w:rStyle w:val="NormalTok"/>
+        </w:rPr>
+        <w:t xml:space="preserve">    </w:t>
       </w:r>
       <w:r>
         <w:rPr>
           <w:rStyle w:val="CommentTok"/>
         </w:rPr>
-        <w:t xml:space="preserve"># length-to-depth ratio</w:t>
+        <w:t xml:space="preserve"># rough bill area proxy</w:t>
       </w:r>
       <w:r>
         <w:br/>
@@ -798,13 +846,22 @@
         <w:rPr>
           <w:rStyle w:val="NormalTok"/>
         </w:rPr>
-        <w:t xml:space="preserve"> bill_depth_mm,  </w:t>
+        <w:t xml:space="preserve"> bill_depth_mm,</w:t>
+      </w:r>
+      <w:r>
+        <w:br/>
+      </w:r>
+      <w:r>
+        <w:rPr>
+          <w:rStyle w:val="NormalTok"/>
+        </w:rPr>
+        <w:t xml:space="preserve">    </w:t>
       </w:r>
       <w:r>
         <w:rPr>
           <w:rStyle w:val="CommentTok"/>
         </w:rPr>
-        <w:t xml:space="preserve"># rough bill area proxy</w:t>
+        <w:t xml:space="preserve"># centre on mean</w:t>
       </w:r>
       <w:r>
         <w:br/>
@@ -873,13 +930,7 @@
         <w:rPr>
           <w:rStyle w:val="NormalTok"/>
         </w:rPr>
-        <w:t xml:space="preserve">)  </w:t>
-      </w:r>
-      <w:r>
-        <w:rPr>
-          <w:rStyle w:val="CommentTok"/>
-        </w:rPr>
-        <w:t xml:space="preserve"># centre on mean</w:t>
+        <w:t xml:space="preserve">)</w:t>
       </w:r>
       <w:r>
         <w:br/>
@@ -1038,7 +1089,22 @@
         <w:rPr>
           <w:rStyle w:val="CommentTok"/>
         </w:rPr>
-        <w:t xml:space="preserve"># base-10 — most interpretable</w:t>
+        <w:t xml:space="preserve"># base-10 — most</w:t>
+      </w:r>
+      <w:r>
+        <w:br/>
+      </w:r>
+      <w:r>
+        <w:rPr>
+          <w:rStyle w:val="NormalTok"/>
+        </w:rPr>
+        <w:t xml:space="preserve">                                       </w:t>
+      </w:r>
+      <w:r>
+        <w:rPr>
+          <w:rStyle w:val="CommentTok"/>
+        </w:rPr>
+        <w:t xml:space="preserve"># interpretable</w:t>
       </w:r>
       <w:r>
         <w:br/>
@@ -1077,7 +1143,22 @@
         <w:rPr>
           <w:rStyle w:val="CommentTok"/>
         </w:rPr>
-        <w:t xml:space="preserve"># natural log (base e) — used in models</w:t>
+        <w:t xml:space="preserve"># natural log (base</w:t>
+      </w:r>
+      <w:r>
+        <w:br/>
+      </w:r>
+      <w:r>
+        <w:rPr>
+          <w:rStyle w:val="NormalTok"/>
+        </w:rPr>
+        <w:t xml:space="preserve">                                       </w:t>
+      </w:r>
+      <w:r>
+        <w:rPr>
+          <w:rStyle w:val="CommentTok"/>
+        </w:rPr>
+        <w:t xml:space="preserve"># e) — used in models</w:t>
       </w:r>
       <w:r>
         <w:br/>
@@ -1116,7 +1197,22 @@
         <w:rPr>
           <w:rStyle w:val="CommentTok"/>
         </w:rPr>
-        <w:t xml:space="preserve"># base-2 — used in some genetics work</w:t>
+        <w:t xml:space="preserve"># base-2 — used in</w:t>
+      </w:r>
+      <w:r>
+        <w:br/>
+      </w:r>
+      <w:r>
+        <w:rPr>
+          <w:rStyle w:val="NormalTok"/>
+        </w:rPr>
+        <w:t xml:space="preserve">                                       </w:t>
+      </w:r>
+      <w:r>
+        <w:rPr>
+          <w:rStyle w:val="CommentTok"/>
+        </w:rPr>
+        <w:t xml:space="preserve"># some genetics work</w:t>
       </w:r>
       <w:r>
         <w:br/>
@@ -1817,7 +1913,37 @@
         <w:rPr>
           <w:rStyle w:val="CommentTok"/>
         </w:rPr>
-        <w:t xml:space="preserve"># Kleiber's Law: metabolic rate ∝ mass^0.75</w:t>
+        <w:t xml:space="preserve"># Kleiber's Law:</w:t>
+      </w:r>
+      <w:r>
+        <w:br/>
+      </w:r>
+      <w:r>
+        <w:rPr>
+          <w:rStyle w:val="NormalTok"/>
+        </w:rPr>
+        <w:t xml:space="preserve">                                             </w:t>
+      </w:r>
+      <w:r>
+        <w:rPr>
+          <w:rStyle w:val="CommentTok"/>
+        </w:rPr>
+        <w:t xml:space="preserve"># metabolic rate</w:t>
+      </w:r>
+      <w:r>
+        <w:br/>
+      </w:r>
+      <w:r>
+        <w:rPr>
+          <w:rStyle w:val="NormalTok"/>
+        </w:rPr>
+        <w:t xml:space="preserve">                                             </w:t>
+      </w:r>
+      <w:r>
+        <w:rPr>
+          <w:rStyle w:val="CommentTok"/>
+        </w:rPr>
+        <w:t xml:space="preserve"># ∝ mass^0.75</w:t>
       </w:r>
       <w:r>
         <w:br/>
@@ -1868,7 +1994,22 @@
         <w:rPr>
           <w:rStyle w:val="CommentTok"/>
         </w:rPr>
-        <w:t xml:space="preserve"># area scales as length²</w:t>
+        <w:t xml:space="preserve"># area scales</w:t>
+      </w:r>
+      <w:r>
+        <w:br/>
+      </w:r>
+      <w:r>
+        <w:rPr>
+          <w:rStyle w:val="NormalTok"/>
+        </w:rPr>
+        <w:t xml:space="preserve">                                             </w:t>
+      </w:r>
+      <w:r>
+        <w:rPr>
+          <w:rStyle w:val="CommentTok"/>
+        </w:rPr>
+        <w:t xml:space="preserve"># as length²</w:t>
       </w:r>
       <w:r>
         <w:br/>
@@ -1919,7 +2060,22 @@
         <w:rPr>
           <w:rStyle w:val="CommentTok"/>
         </w:rPr>
-        <w:t xml:space="preserve"># volume scales as length³</w:t>
+        <w:t xml:space="preserve"># volume scales</w:t>
+      </w:r>
+      <w:r>
+        <w:br/>
+      </w:r>
+      <w:r>
+        <w:rPr>
+          <w:rStyle w:val="NormalTok"/>
+        </w:rPr>
+        <w:t xml:space="preserve">                                             </w:t>
+      </w:r>
+      <w:r>
+        <w:rPr>
+          <w:rStyle w:val="CommentTok"/>
+        </w:rPr>
+        <w:t xml:space="preserve"># as length³</w:t>
       </w:r>
       <w:r>
         <w:br/>
@@ -2005,7 +2161,16 @@
         <w:rPr>
           <w:rStyle w:val="CommentTok"/>
         </w:rPr>
-        <w:t xml:space="preserve"># sqrt() is ^ 0.5 — sometimes used to stabilise variance in count data</w:t>
+        <w:t xml:space="preserve"># sqrt() is ^ 0.5 — sometimes used to</w:t>
+      </w:r>
+      <w:r>
+        <w:br/>
+      </w:r>
+      <w:r>
+        <w:rPr>
+          <w:rStyle w:val="CommentTok"/>
+        </w:rPr>
+        <w:t xml:space="preserve"># stabilise variance in count data</w:t>
       </w:r>
       <w:r>
         <w:br/>
@@ -2476,7 +2641,16 @@
         <w:rPr>
           <w:rStyle w:val="NormalTok"/>
         </w:rPr>
-        <w:t xml:space="preserve">, </w:t>
+        <w:t xml:space="preserve">,</w:t>
+      </w:r>
+      <w:r>
+        <w:br/>
+      </w:r>
+      <w:r>
+        <w:rPr>
+          <w:rStyle w:val="NormalTok"/>
+        </w:rPr>
+        <w:t xml:space="preserve">             </w:t>
       </w:r>
       <w:r>
         <w:rPr>
@@ -2575,7 +2749,16 @@
         <w:rPr>
           <w:rStyle w:val="NormalTok"/>
         </w:rPr>
-        <w:t xml:space="preserve">, </w:t>
+        <w:t xml:space="preserve">,</w:t>
+      </w:r>
+      <w:r>
+        <w:br/>
+      </w:r>
+      <w:r>
+        <w:rPr>
+          <w:rStyle w:val="NormalTok"/>
+        </w:rPr>
+        <w:t xml:space="preserve">            </w:t>
       </w:r>
       <w:r>
         <w:rPr>
@@ -2950,6 +3133,21 @@
       </w:r>
       <w:r>
         <w:rPr>
+          <w:rStyle w:val="CommentTok"/>
+        </w:rPr>
+        <w:t xml:space="preserve"># back-transform to grams</w:t>
+      </w:r>
+      <w:r>
+        <w:br/>
+      </w:r>
+      <w:r>
+        <w:rPr>
+          <w:rStyle w:val="NormalTok"/>
+        </w:rPr>
+        <w:t xml:space="preserve">    </w:t>
+      </w:r>
+      <w:r>
+        <w:rPr>
           <w:rStyle w:val="AttributeTok"/>
         </w:rPr>
         <w:t xml:space="preserve">mass_predicted =</w:t>
@@ -2982,13 +3180,7 @@
         <w:rPr>
           <w:rStyle w:val="NormalTok"/>
         </w:rPr>
-        <w:t xml:space="preserve"> log10_mass_hat          </w:t>
-      </w:r>
-      <w:r>
-        <w:rPr>
-          <w:rStyle w:val="CommentTok"/>
-        </w:rPr>
-        <w:t xml:space="preserve"># back-transform to grams</w:t>
+        <w:t xml:space="preserve"> log10_mass_hat</w:t>
       </w:r>
       <w:r>
         <w:br/>
@@ -3566,7 +3758,22 @@
         <w:rPr>
           <w:rStyle w:val="CommentTok"/>
         </w:rPr>
-        <w:t xml:space="preserve"># catches NA and anything else</w:t>
+        <w:t xml:space="preserve"># catches NA and</w:t>
+      </w:r>
+      <w:r>
+        <w:br/>
+      </w:r>
+      <w:r>
+        <w:rPr>
+          <w:rStyle w:val="NormalTok"/>
+        </w:rPr>
+        <w:t xml:space="preserve">                                        </w:t>
+      </w:r>
+      <w:r>
+        <w:rPr>
+          <w:rStyle w:val="CommentTok"/>
+        </w:rPr>
+        <w:t xml:space="preserve"># anything else</w:t>
       </w:r>
       <w:r>
         <w:br/>
@@ -4280,7 +4487,16 @@
         <w:rPr>
           <w:rStyle w:val="NormalTok"/>
         </w:rPr>
-        <w:t xml:space="preserve">(species, </w:t>
+        <w:t xml:space="preserve">(species,</w:t>
+      </w:r>
+      <w:r>
+        <w:br/>
+      </w:r>
+      <w:r>
+        <w:rPr>
+          <w:rStyle w:val="NormalTok"/>
+        </w:rPr>
+        <w:t xml:space="preserve">                     </w:t>
       </w:r>
       <w:r>
         <w:rPr>
@@ -4376,7 +4592,16 @@
         <w:rPr>
           <w:rStyle w:val="NormalTok"/>
         </w:rPr>
-        <w:t xml:space="preserve">(species, sex, bill_ratio, log10_mass, log10_flip, size_class)</w:t>
+        <w:t xml:space="preserve">(species, sex, bill_ratio, log10_mass, log10_flip,</w:t>
+      </w:r>
+      <w:r>
+        <w:br/>
+      </w:r>
+      <w:r>
+        <w:rPr>
+          <w:rStyle w:val="NormalTok"/>
+        </w:rPr>
+        <w:t xml:space="preserve">         size_class)</w:t>
       </w:r>
       <w:r>
         <w:br/>

--- a/docs/common_code/05_mutate/mutate.docx
+++ b/docs/common_code/05_mutate/mutate.docx
@@ -31,7 +31,7 @@
         <w:pStyle w:val="Date"/>
       </w:pPr>
       <w:r>
-        <w:t xml:space="preserve">2026-09-23</w:t>
+        <w:t xml:space="preserve">2026-09-24</w:t>
       </w:r>
     </w:p>
     <w:bookmarkStart w:id="11" w:name="creating-new-columns-with-mutate"/>

--- a/docs/common_code/05_mutate/mutate.docx
+++ b/docs/common_code/05_mutate/mutate.docx
@@ -31,7 +31,7 @@
         <w:pStyle w:val="Date"/>
       </w:pPr>
       <w:r>
-        <w:t xml:space="preserve">2026-09-24</w:t>
+        <w:t xml:space="preserve">2026-09-29</w:t>
       </w:r>
     </w:p>
     <w:bookmarkStart w:id="11" w:name="creating-new-columns-with-mutate"/>

--- a/docs/common_code/05_mutate/mutate.docx
+++ b/docs/common_code/05_mutate/mutate.docx
@@ -31,7 +31,7 @@
         <w:pStyle w:val="Date"/>
       </w:pPr>
       <w:r>
-        <w:t xml:space="preserve">2026-09-29</w:t>
+        <w:t xml:space="preserve">2026-10-01</w:t>
       </w:r>
     </w:p>
     <w:bookmarkStart w:id="11" w:name="creating-new-columns-with-mutate"/>

--- a/docs/common_code/05_mutate/mutate.docx
+++ b/docs/common_code/05_mutate/mutate.docx
@@ -31,7 +31,7 @@
         <w:pStyle w:val="Date"/>
       </w:pPr>
       <w:r>
-        <w:t xml:space="preserve">2026-10-01</w:t>
+        <w:t xml:space="preserve">2026-10-05</w:t>
       </w:r>
     </w:p>
     <w:bookmarkStart w:id="11" w:name="creating-new-columns-with-mutate"/>

--- a/docs/common_code/05_mutate/mutate.docx
+++ b/docs/common_code/05_mutate/mutate.docx
@@ -31,7 +31,7 @@
         <w:pStyle w:val="Date"/>
       </w:pPr>
       <w:r>
-        <w:t xml:space="preserve">2026-10-05</w:t>
+        <w:t xml:space="preserve">2026-10-08</w:t>
       </w:r>
     </w:p>
     <w:bookmarkStart w:id="11" w:name="creating-new-columns-with-mutate"/>

--- a/docs/common_code/05_mutate/mutate.docx
+++ b/docs/common_code/05_mutate/mutate.docx
@@ -31,7 +31,7 @@
         <w:pStyle w:val="Date"/>
       </w:pPr>
       <w:r>
-        <w:t xml:space="preserve">2026-10-08</w:t>
+        <w:t xml:space="preserve">2026-10-09</w:t>
       </w:r>
     </w:p>
     <w:bookmarkStart w:id="11" w:name="creating-new-columns-with-mutate"/>

--- a/docs/common_code/05_mutate/mutate.docx
+++ b/docs/common_code/05_mutate/mutate.docx
@@ -31,7 +31,7 @@
         <w:pStyle w:val="Date"/>
       </w:pPr>
       <w:r>
-        <w:t xml:space="preserve">2026-10-09</w:t>
+        <w:t xml:space="preserve">2026-10-19</w:t>
       </w:r>
     </w:p>
     <w:bookmarkStart w:id="11" w:name="creating-new-columns-with-mutate"/>

--- a/docs/common_code/05_mutate/mutate.docx
+++ b/docs/common_code/05_mutate/mutate.docx
@@ -31,7 +31,7 @@
         <w:pStyle w:val="Date"/>
       </w:pPr>
       <w:r>
-        <w:t xml:space="preserve">2026-10-19</w:t>
+        <w:t xml:space="preserve">2026-10-22</w:t>
       </w:r>
     </w:p>
     <w:bookmarkStart w:id="11" w:name="creating-new-columns-with-mutate"/>
